--- a/대똥여지도_기획문서.docx
+++ b/대똥여지도_기획문서.docx
@@ -104,7 +104,7 @@
           <w:sz w:val="22"/>
           <w:szCs w:val="22"/>
         </w:rPr>
-        <w:t xml:space="preserve">2025년</w:t>
+        <w:t xml:space="preserve">2026년</w:t>
       </w:r>
     </w:p>
     <w:p>
@@ -1185,7 +1185,32 @@
           <w:sz w:val="22"/>
           <w:szCs w:val="22"/>
         </w:rPr>
-        <w:t xml:space="preserve">현재 이용 불가 / 임시 폐쇄 제보</w:t>
+        <w:t xml:space="preserve">지도에 없는 새 화장실 위치 추가 요청</w:t>
+      </w:r>
+    </w:p>
+    <w:p>
+      <w:pPr>
+        <w:spacing w:after="80" w:before="0"/>
+      </w:pPr>
+      <w:r>
+        <w:t xml:space="preserve"/>
+      </w:r>
+    </w:p>
+    <w:p>
+      <w:pPr>
+        <w:pStyle w:val="Heading3"/>
+        <w:spacing w:after="100" w:before="200"/>
+      </w:pPr>
+      <w:r>
+        <w:rPr>
+          <w:rFonts w:ascii="Arial" w:cs="Arial" w:eastAsia="Arial" w:hAnsi="Arial"/>
+          <w:b/>
+          <w:bCs/>
+          <w:color w:val="555555"/>
+          <w:sz w:val="24"/>
+          <w:szCs w:val="24"/>
+        </w:rPr>
+        <w:t xml:space="preserve">제보 기능 상세</w:t>
       </w:r>
     </w:p>
     <w:p>
@@ -1200,13 +1225,13 @@
       <w:r>
         <w:rPr>
           <w:rFonts w:ascii="Arial" w:cs="Arial" w:eastAsia="Arial" w:hAnsi="Arial"/>
-          <w:b/>
-          <w:bCs/>
+          <w:b w:val="false"/>
+          <w:bCs w:val="false"/>
           <w:color w:val="000000"/>
           <w:sz w:val="22"/>
           <w:szCs w:val="22"/>
         </w:rPr>
-        <w:t xml:space="preserve">목록에 없는 새 화장실 위치 추가 제보</w:t>
+        <w:t xml:space="preserve">로그인 없이 익명 제보 가능 (기기 고유 ID로 관리)</w:t>
       </w:r>
     </w:p>
     <w:p>
@@ -1221,101 +1246,13 @@
       <w:r>
         <w:rPr>
           <w:rFonts w:ascii="Arial" w:cs="Arial" w:eastAsia="Arial" w:hAnsi="Arial"/>
-          <w:b/>
-          <w:bCs/>
-          <w:color w:val="000000"/>
-          <w:sz w:val="22"/>
-          <w:szCs w:val="22"/>
-        </w:rPr>
-        <w:t xml:space="preserve">기존 정보 오류 수정 요청</w:t>
-      </w:r>
-    </w:p>
-    <w:p>
-      <w:pPr>
-        <w:pStyle w:val="ListParagraph"/>
-        <w:numPr>
-          <w:ilvl w:val="0"/>
-          <w:numId w:val="2"/>
-        </w:numPr>
-        <w:spacing w:after="40" w:before="40"/>
-      </w:pPr>
-      <w:r>
-        <w:rPr>
-          <w:rFonts w:ascii="Arial" w:cs="Arial" w:eastAsia="Arial" w:hAnsi="Arial"/>
-          <w:b/>
-          <w:bCs/>
-          <w:color w:val="000000"/>
-          <w:sz w:val="22"/>
-          <w:szCs w:val="22"/>
-        </w:rPr>
-        <w:t xml:space="preserve">화장실 이용 팁 / 정보 공유</w:t>
-      </w:r>
-    </w:p>
-    <w:p>
-      <w:pPr>
-        <w:spacing w:after="80" w:before="0"/>
-      </w:pPr>
-      <w:r>
-        <w:t xml:space="preserve"/>
-      </w:r>
-    </w:p>
-    <w:p>
-      <w:pPr>
-        <w:pStyle w:val="Heading3"/>
-        <w:spacing w:after="100" w:before="200"/>
-      </w:pPr>
-      <w:r>
-        <w:rPr>
-          <w:rFonts w:ascii="Arial" w:cs="Arial" w:eastAsia="Arial" w:hAnsi="Arial"/>
-          <w:b/>
-          <w:bCs/>
-          <w:color w:val="555555"/>
-          <w:sz w:val="24"/>
-          <w:szCs w:val="24"/>
-        </w:rPr>
-        <w:t xml:space="preserve">제보 기능 상세</w:t>
-      </w:r>
-    </w:p>
-    <w:p>
-      <w:pPr>
-        <w:pStyle w:val="ListParagraph"/>
-        <w:numPr>
-          <w:ilvl w:val="0"/>
-          <w:numId w:val="2"/>
-        </w:numPr>
-        <w:spacing w:after="40" w:before="40"/>
-      </w:pPr>
-      <w:r>
-        <w:rPr>
-          <w:rFonts w:ascii="Arial" w:cs="Arial" w:eastAsia="Arial" w:hAnsi="Arial"/>
           <w:b w:val="false"/>
           <w:bCs w:val="false"/>
           <w:color w:val="000000"/>
           <w:sz w:val="22"/>
           <w:szCs w:val="22"/>
         </w:rPr>
-        <w:t xml:space="preserve">로그인 없이 익명 제보 가능 (기기 고유 ID로 관리)</w:t>
-      </w:r>
-    </w:p>
-    <w:p>
-      <w:pPr>
-        <w:pStyle w:val="ListParagraph"/>
-        <w:numPr>
-          <w:ilvl w:val="0"/>
-          <w:numId w:val="2"/>
-        </w:numPr>
-        <w:spacing w:after="40" w:before="40"/>
-      </w:pPr>
-      <w:r>
-        <w:rPr>
-          <w:rFonts w:ascii="Arial" w:cs="Arial" w:eastAsia="Arial" w:hAnsi="Arial"/>
-          <w:b w:val="false"/>
-          <w:bCs w:val="false"/>
-          <w:color w:val="000000"/>
-          <w:sz w:val="22"/>
-          <w:szCs w:val="22"/>
-        </w:rPr>
-        <w:t xml:space="preserve">사진 첨부 최대 3장 (Cloud Storage 저장)</w:t>
+        <w:t xml:space="preserve">사진 첨부 최대 1장 (AWS S3 저장)</w:t>
       </w:r>
     </w:p>
     <w:p>
@@ -2146,7 +2083,7 @@
                 <w:sz w:val="20"/>
                 <w:szCs w:val="20"/>
               </w:rPr>
-              <w:t xml:space="preserve">google_maps_flutter 또는 flutter_naver_map</w:t>
+              <w:t xml:space="preserve">flutter_naver_map</w:t>
             </w:r>
           </w:p>
         </w:tc>
@@ -2943,7 +2880,7 @@
                 <w:sz w:val="20"/>
                 <w:szCs w:val="20"/>
               </w:rPr>
-              <w:t xml:space="preserve">Spring Boot 3.x (Java 21)</w:t>
+              <w:t xml:space="preserve">Spring Boot 3.x (Java 17)</w:t>
             </w:r>
           </w:p>
         </w:tc>
@@ -3311,7 +3248,7 @@
                 <w:sz w:val="20"/>
                 <w:szCs w:val="20"/>
               </w:rPr>
-              <w:t xml:space="preserve">Cloud Storage (GCS)</w:t>
+              <w:t xml:space="preserve">AWS S3</w:t>
             </w:r>
           </w:p>
         </w:tc>
@@ -3341,7 +3278,7 @@
                 <w:sz w:val="20"/>
                 <w:szCs w:val="20"/>
               </w:rPr>
-              <w:t xml:space="preserve">제보 사진 저장</w:t>
+              <w:t xml:space="preserve">리뷰 / 제보 사진 저장</w:t>
             </w:r>
           </w:p>
         </w:tc>
@@ -5981,7 +5918,7 @@
                 <w:sz w:val="20"/>
                 <w:szCs w:val="20"/>
               </w:rPr>
-              <w:t xml:space="preserve">id, toilet_id, device_id, type, content, status, images</w:t>
+              <w:t xml:space="preserve">id, device_id, name, address, lat, lng, open_status, is_disabled, is_gender_sep, open_hours, memo, image_url, status, approved_toilet_id</w:t>
             </w:r>
           </w:p>
         </w:tc>
@@ -6043,7 +5980,7 @@
                 <w:sz w:val="20"/>
                 <w:szCs w:val="20"/>
               </w:rPr>
-              <w:t xml:space="preserve">report_images</w:t>
+              <w:t xml:space="preserve">reviews</w:t>
             </w:r>
           </w:p>
         </w:tc>
@@ -6073,7 +6010,7 @@
                 <w:sz w:val="20"/>
                 <w:szCs w:val="20"/>
               </w:rPr>
-              <w:t xml:space="preserve">id, report_id, gcs_path, thumbnail_url</w:t>
+              <w:t xml:space="preserve">id, toilet_id, device_id, rating, content, image_url, created_at</w:t>
             </w:r>
           </w:p>
         </w:tc>
@@ -6103,7 +6040,7 @@
                 <w:sz w:val="20"/>
                 <w:szCs w:val="20"/>
               </w:rPr>
-              <w:t xml:space="preserve">제보 첨부 사진</w:t>
+              <w:t xml:space="preserve">화장실 리뷰 (별점 + 텍스트 + 사진)</w:t>
             </w:r>
           </w:p>
         </w:tc>
@@ -6721,7 +6658,7 @@
                 <w:sz w:val="20"/>
                 <w:szCs w:val="20"/>
               </w:rPr>
-              <w:t xml:space="preserve">/api/v1/toilets/{id}</w:t>
+              <w:t xml:space="preserve">/api/v1/toilets/{toiletId}</w:t>
             </w:r>
           </w:p>
         </w:tc>
@@ -6843,7 +6780,7 @@
                 <w:sz w:val="20"/>
                 <w:szCs w:val="20"/>
               </w:rPr>
-              <w:t xml:space="preserve">/api/v1/toilets/{id}/crowd</w:t>
+              <w:t xml:space="preserve">/api/v1/toilets/{toiletId}/reviews</w:t>
             </w:r>
           </w:p>
         </w:tc>
@@ -6873,7 +6810,7 @@
                 <w:sz w:val="20"/>
                 <w:szCs w:val="20"/>
               </w:rPr>
-              <w:t xml:space="preserve">실시간 혼잡도 조회</w:t>
+              <w:t xml:space="preserve">리뷰 목록 조회 (페이지네이션)</w:t>
             </w:r>
           </w:p>
         </w:tc>
@@ -6918,7 +6855,7 @@
               <w:bottom w:val="single" w:color="CCCCCC" w:sz="1"/>
               <w:right w:val="single" w:color="CCCCCC" w:sz="1"/>
             </w:tcBorders>
-            <w:shd w:fill="F5F5F5" w:val="clear"/>
+            <w:shd w:fill="FFFFFF" w:val="clear"/>
             <w:tcMar>
               <w:top w:type="dxa" w:w="80"/>
               <w:left w:type="dxa" w:w="120"/>
@@ -6948,24 +6885,24 @@
               <w:bottom w:val="single" w:color="CCCCCC" w:sz="1"/>
               <w:right w:val="single" w:color="CCCCCC" w:sz="1"/>
             </w:tcBorders>
-            <w:shd w:fill="F5F5F5" w:val="clear"/>
-            <w:tcMar>
-              <w:top w:type="dxa" w:w="80"/>
-              <w:left w:type="dxa" w:w="120"/>
-              <w:bottom w:type="dxa" w:w="80"/>
-              <w:right w:type="dxa" w:w="120"/>
-            </w:tcMar>
-            <w:vAlign w:val="center"/>
-          </w:tcPr>
-          <w:p>
-            <w:r>
-              <w:rPr>
-                <w:rFonts w:ascii="Arial" w:cs="Arial" w:eastAsia="Arial" w:hAnsi="Arial"/>
-                <w:color w:val="000000"/>
-                <w:sz w:val="20"/>
-                <w:szCs w:val="20"/>
-              </w:rPr>
-              <w:t xml:space="preserve">/api/v1/toilets/{id}/crowd</w:t>
+            <w:shd w:fill="FFFFFF" w:val="clear"/>
+            <w:tcMar>
+              <w:top w:type="dxa" w:w="80"/>
+              <w:left w:type="dxa" w:w="120"/>
+              <w:bottom w:type="dxa" w:w="80"/>
+              <w:right w:type="dxa" w:w="120"/>
+            </w:tcMar>
+            <w:vAlign w:val="center"/>
+          </w:tcPr>
+          <w:p>
+            <w:r>
+              <w:rPr>
+                <w:rFonts w:ascii="Arial" w:cs="Arial" w:eastAsia="Arial" w:hAnsi="Arial"/>
+                <w:color w:val="000000"/>
+                <w:sz w:val="20"/>
+                <w:szCs w:val="20"/>
+              </w:rPr>
+              <w:t xml:space="preserve">/api/v1/toilets/{toiletId}/reviews</w:t>
             </w:r>
           </w:p>
         </w:tc>
@@ -6978,24 +6915,24 @@
               <w:bottom w:val="single" w:color="CCCCCC" w:sz="1"/>
               <w:right w:val="single" w:color="CCCCCC" w:sz="1"/>
             </w:tcBorders>
-            <w:shd w:fill="F5F5F5" w:val="clear"/>
-            <w:tcMar>
-              <w:top w:type="dxa" w:w="80"/>
-              <w:left w:type="dxa" w:w="120"/>
-              <w:bottom w:type="dxa" w:w="80"/>
-              <w:right w:type="dxa" w:w="120"/>
-            </w:tcMar>
-            <w:vAlign w:val="center"/>
-          </w:tcPr>
-          <w:p>
-            <w:r>
-              <w:rPr>
-                <w:rFonts w:ascii="Arial" w:cs="Arial" w:eastAsia="Arial" w:hAnsi="Arial"/>
-                <w:color w:val="000000"/>
-                <w:sz w:val="20"/>
-                <w:szCs w:val="20"/>
-              </w:rPr>
-              <w:t xml:space="preserve">혼잡도 투표</w:t>
+            <w:shd w:fill="FFFFFF" w:val="clear"/>
+            <w:tcMar>
+              <w:top w:type="dxa" w:w="80"/>
+              <w:left w:type="dxa" w:w="120"/>
+              <w:bottom w:type="dxa" w:w="80"/>
+              <w:right w:type="dxa" w:w="120"/>
+            </w:tcMar>
+            <w:vAlign w:val="center"/>
+          </w:tcPr>
+          <w:p>
+            <w:r>
+              <w:rPr>
+                <w:rFonts w:ascii="Arial" w:cs="Arial" w:eastAsia="Arial" w:hAnsi="Arial"/>
+                <w:color w:val="000000"/>
+                <w:sz w:val="20"/>
+                <w:szCs w:val="20"/>
+              </w:rPr>
+              <w:t xml:space="preserve">리뷰 등록 (multipart/form-data, 이미지 선택)</w:t>
             </w:r>
           </w:p>
         </w:tc>
@@ -7008,7 +6945,7 @@
               <w:bottom w:val="single" w:color="CCCCCC" w:sz="1"/>
               <w:right w:val="single" w:color="CCCCCC" w:sz="1"/>
             </w:tcBorders>
-            <w:shd w:fill="F5F5F5" w:val="clear"/>
+            <w:shd w:fill="FFFFFF" w:val="clear"/>
             <w:tcMar>
               <w:top w:type="dxa" w:w="80"/>
               <w:left w:type="dxa" w:w="120"/>
@@ -7057,7 +6994,7 @@
                 <w:sz w:val="20"/>
                 <w:szCs w:val="20"/>
               </w:rPr>
-              <w:t xml:space="preserve">POST</w:t>
+              <w:t xml:space="preserve">DELETE</w:t>
             </w:r>
           </w:p>
         </w:tc>
@@ -7087,7 +7024,7 @@
                 <w:sz w:val="20"/>
                 <w:szCs w:val="20"/>
               </w:rPr>
-              <w:t xml:space="preserve">/api/v1/reports</w:t>
+              <w:t xml:space="preserve">/api/v1/toilets/{toiletId}/reviews/{reviewId}</w:t>
             </w:r>
           </w:p>
         </w:tc>
@@ -7117,7 +7054,7 @@
                 <w:sz w:val="20"/>
                 <w:szCs w:val="20"/>
               </w:rPr>
-              <w:t xml:space="preserve">제보 등록 (multipart/form-data)</w:t>
+              <w:t xml:space="preserve">리뷰 삭제 (본인만)</w:t>
             </w:r>
           </w:p>
         </w:tc>
@@ -7162,7 +7099,7 @@
               <w:bottom w:val="single" w:color="CCCCCC" w:sz="1"/>
               <w:right w:val="single" w:color="CCCCCC" w:sz="1"/>
             </w:tcBorders>
-            <w:shd w:fill="F5F5F5" w:val="clear"/>
+            <w:shd w:fill="FFFFFF" w:val="clear"/>
             <w:tcMar>
               <w:top w:type="dxa" w:w="80"/>
               <w:left w:type="dxa" w:w="120"/>
@@ -7192,24 +7129,24 @@
               <w:bottom w:val="single" w:color="CCCCCC" w:sz="1"/>
               <w:right w:val="single" w:color="CCCCCC" w:sz="1"/>
             </w:tcBorders>
-            <w:shd w:fill="F5F5F5" w:val="clear"/>
-            <w:tcMar>
-              <w:top w:type="dxa" w:w="80"/>
-              <w:left w:type="dxa" w:w="120"/>
-              <w:bottom w:type="dxa" w:w="80"/>
-              <w:right w:type="dxa" w:w="120"/>
-            </w:tcMar>
-            <w:vAlign w:val="center"/>
-          </w:tcPr>
-          <w:p>
-            <w:r>
-              <w:rPr>
-                <w:rFonts w:ascii="Arial" w:cs="Arial" w:eastAsia="Arial" w:hAnsi="Arial"/>
-                <w:color w:val="000000"/>
-                <w:sz w:val="20"/>
-                <w:szCs w:val="20"/>
-              </w:rPr>
-              <w:t xml:space="preserve">/api/v1/reports</w:t>
+            <w:shd w:fill="FFFFFF" w:val="clear"/>
+            <w:tcMar>
+              <w:top w:type="dxa" w:w="80"/>
+              <w:left w:type="dxa" w:w="120"/>
+              <w:bottom w:type="dxa" w:w="80"/>
+              <w:right w:type="dxa" w:w="120"/>
+            </w:tcMar>
+            <w:vAlign w:val="center"/>
+          </w:tcPr>
+          <w:p>
+            <w:r>
+              <w:rPr>
+                <w:rFonts w:ascii="Arial" w:cs="Arial" w:eastAsia="Arial" w:hAnsi="Arial"/>
+                <w:color w:val="000000"/>
+                <w:sz w:val="20"/>
+                <w:szCs w:val="20"/>
+              </w:rPr>
+              <w:t xml:space="preserve">/api/v1/toilets/{toiletId}/crowd</w:t>
             </w:r>
           </w:p>
         </w:tc>
@@ -7222,24 +7159,24 @@
               <w:bottom w:val="single" w:color="CCCCCC" w:sz="1"/>
               <w:right w:val="single" w:color="CCCCCC" w:sz="1"/>
             </w:tcBorders>
-            <w:shd w:fill="F5F5F5" w:val="clear"/>
-            <w:tcMar>
-              <w:top w:type="dxa" w:w="80"/>
-              <w:left w:type="dxa" w:w="120"/>
-              <w:bottom w:type="dxa" w:w="80"/>
-              <w:right w:type="dxa" w:w="120"/>
-            </w:tcMar>
-            <w:vAlign w:val="center"/>
-          </w:tcPr>
-          <w:p>
-            <w:r>
-              <w:rPr>
-                <w:rFonts w:ascii="Arial" w:cs="Arial" w:eastAsia="Arial" w:hAnsi="Arial"/>
-                <w:color w:val="000000"/>
-                <w:sz w:val="20"/>
-                <w:szCs w:val="20"/>
-              </w:rPr>
-              <w:t xml:space="preserve">제보 목록 조회</w:t>
+            <w:shd w:fill="FFFFFF" w:val="clear"/>
+            <w:tcMar>
+              <w:top w:type="dxa" w:w="80"/>
+              <w:left w:type="dxa" w:w="120"/>
+              <w:bottom w:type="dxa" w:w="80"/>
+              <w:right w:type="dxa" w:w="120"/>
+            </w:tcMar>
+            <w:vAlign w:val="center"/>
+          </w:tcPr>
+          <w:p>
+            <w:r>
+              <w:rPr>
+                <w:rFonts w:ascii="Arial" w:cs="Arial" w:eastAsia="Arial" w:hAnsi="Arial"/>
+                <w:color w:val="000000"/>
+                <w:sz w:val="20"/>
+                <w:szCs w:val="20"/>
+              </w:rPr>
+              <w:t xml:space="preserve">실시간 혼잡도 조회</w:t>
             </w:r>
           </w:p>
         </w:tc>
@@ -7252,7 +7189,7 @@
               <w:bottom w:val="single" w:color="CCCCCC" w:sz="1"/>
               <w:right w:val="single" w:color="CCCCCC" w:sz="1"/>
             </w:tcBorders>
-            <w:shd w:fill="F5F5F5" w:val="clear"/>
+            <w:shd w:fill="FFFFFF" w:val="clear"/>
             <w:tcMar>
               <w:top w:type="dxa" w:w="80"/>
               <w:left w:type="dxa" w:w="120"/>
@@ -7284,7 +7221,7 @@
               <w:bottom w:val="single" w:color="CCCCCC" w:sz="1"/>
               <w:right w:val="single" w:color="CCCCCC" w:sz="1"/>
             </w:tcBorders>
-            <w:shd w:fill="FFFFFF" w:val="clear"/>
+            <w:shd w:fill="F5F5F5" w:val="clear"/>
             <w:tcMar>
               <w:top w:type="dxa" w:w="80"/>
               <w:left w:type="dxa" w:w="120"/>
@@ -7314,24 +7251,24 @@
               <w:bottom w:val="single" w:color="CCCCCC" w:sz="1"/>
               <w:right w:val="single" w:color="CCCCCC" w:sz="1"/>
             </w:tcBorders>
-            <w:shd w:fill="FFFFFF" w:val="clear"/>
-            <w:tcMar>
-              <w:top w:type="dxa" w:w="80"/>
-              <w:left w:type="dxa" w:w="120"/>
-              <w:bottom w:type="dxa" w:w="80"/>
-              <w:right w:type="dxa" w:w="120"/>
-            </w:tcMar>
-            <w:vAlign w:val="center"/>
-          </w:tcPr>
-          <w:p>
-            <w:r>
-              <w:rPr>
-                <w:rFonts w:ascii="Arial" w:cs="Arial" w:eastAsia="Arial" w:hAnsi="Arial"/>
-                <w:color w:val="000000"/>
-                <w:sz w:val="20"/>
-                <w:szCs w:val="20"/>
-              </w:rPr>
-              <w:t xml:space="preserve">/api/v1/reports/{id}/flag</w:t>
+            <w:shd w:fill="F5F5F5" w:val="clear"/>
+            <w:tcMar>
+              <w:top w:type="dxa" w:w="80"/>
+              <w:left w:type="dxa" w:w="120"/>
+              <w:bottom w:type="dxa" w:w="80"/>
+              <w:right w:type="dxa" w:w="120"/>
+            </w:tcMar>
+            <w:vAlign w:val="center"/>
+          </w:tcPr>
+          <w:p>
+            <w:r>
+              <w:rPr>
+                <w:rFonts w:ascii="Arial" w:cs="Arial" w:eastAsia="Arial" w:hAnsi="Arial"/>
+                <w:color w:val="000000"/>
+                <w:sz w:val="20"/>
+                <w:szCs w:val="20"/>
+              </w:rPr>
+              <w:t xml:space="preserve">/api/v1/toilets/{toiletId}/crowd</w:t>
             </w:r>
           </w:p>
         </w:tc>
@@ -7344,24 +7281,24 @@
               <w:bottom w:val="single" w:color="CCCCCC" w:sz="1"/>
               <w:right w:val="single" w:color="CCCCCC" w:sz="1"/>
             </w:tcBorders>
-            <w:shd w:fill="FFFFFF" w:val="clear"/>
-            <w:tcMar>
-              <w:top w:type="dxa" w:w="80"/>
-              <w:left w:type="dxa" w:w="120"/>
-              <w:bottom w:type="dxa" w:w="80"/>
-              <w:right w:type="dxa" w:w="120"/>
-            </w:tcMar>
-            <w:vAlign w:val="center"/>
-          </w:tcPr>
-          <w:p>
-            <w:r>
-              <w:rPr>
-                <w:rFonts w:ascii="Arial" w:cs="Arial" w:eastAsia="Arial" w:hAnsi="Arial"/>
-                <w:color w:val="000000"/>
-                <w:sz w:val="20"/>
-                <w:szCs w:val="20"/>
-              </w:rPr>
-              <w:t xml:space="preserve">제보 신고</w:t>
+            <w:shd w:fill="F5F5F5" w:val="clear"/>
+            <w:tcMar>
+              <w:top w:type="dxa" w:w="80"/>
+              <w:left w:type="dxa" w:w="120"/>
+              <w:bottom w:type="dxa" w:w="80"/>
+              <w:right w:type="dxa" w:w="120"/>
+            </w:tcMar>
+            <w:vAlign w:val="center"/>
+          </w:tcPr>
+          <w:p>
+            <w:r>
+              <w:rPr>
+                <w:rFonts w:ascii="Arial" w:cs="Arial" w:eastAsia="Arial" w:hAnsi="Arial"/>
+                <w:color w:val="000000"/>
+                <w:sz w:val="20"/>
+                <w:szCs w:val="20"/>
+              </w:rPr>
+              <w:t xml:space="preserve">혼잡도 투표</w:t>
             </w:r>
           </w:p>
         </w:tc>
@@ -7374,7 +7311,7 @@
               <w:bottom w:val="single" w:color="CCCCCC" w:sz="1"/>
               <w:right w:val="single" w:color="CCCCCC" w:sz="1"/>
             </w:tcBorders>
-            <w:shd w:fill="FFFFFF" w:val="clear"/>
+            <w:shd w:fill="F5F5F5" w:val="clear"/>
             <w:tcMar>
               <w:top w:type="dxa" w:w="80"/>
               <w:left w:type="dxa" w:w="120"/>
@@ -7406,24 +7343,24 @@
               <w:bottom w:val="single" w:color="CCCCCC" w:sz="1"/>
               <w:right w:val="single" w:color="CCCCCC" w:sz="1"/>
             </w:tcBorders>
-            <w:shd w:fill="F5F5F5" w:val="clear"/>
-            <w:tcMar>
-              <w:top w:type="dxa" w:w="80"/>
-              <w:left w:type="dxa" w:w="120"/>
-              <w:bottom w:type="dxa" w:w="80"/>
-              <w:right w:type="dxa" w:w="120"/>
-            </w:tcMar>
-            <w:vAlign w:val="center"/>
-          </w:tcPr>
-          <w:p>
-            <w:r>
-              <w:rPr>
-                <w:rFonts w:ascii="Arial" w:cs="Arial" w:eastAsia="Arial" w:hAnsi="Arial"/>
-                <w:color w:val="000000"/>
-                <w:sz w:val="20"/>
-                <w:szCs w:val="20"/>
-              </w:rPr>
-              <w:t xml:space="preserve">GET</w:t>
+            <w:shd w:fill="FFFFFF" w:val="clear"/>
+            <w:tcMar>
+              <w:top w:type="dxa" w:w="80"/>
+              <w:left w:type="dxa" w:w="120"/>
+              <w:bottom w:type="dxa" w:w="80"/>
+              <w:right w:type="dxa" w:w="120"/>
+            </w:tcMar>
+            <w:vAlign w:val="center"/>
+          </w:tcPr>
+          <w:p>
+            <w:r>
+              <w:rPr>
+                <w:rFonts w:ascii="Arial" w:cs="Arial" w:eastAsia="Arial" w:hAnsi="Arial"/>
+                <w:color w:val="000000"/>
+                <w:sz w:val="20"/>
+                <w:szCs w:val="20"/>
+              </w:rPr>
+              <w:t xml:space="preserve">POST</w:t>
             </w:r>
           </w:p>
         </w:tc>
@@ -7436,24 +7373,24 @@
               <w:bottom w:val="single" w:color="CCCCCC" w:sz="1"/>
               <w:right w:val="single" w:color="CCCCCC" w:sz="1"/>
             </w:tcBorders>
-            <w:shd w:fill="F5F5F5" w:val="clear"/>
-            <w:tcMar>
-              <w:top w:type="dxa" w:w="80"/>
-              <w:left w:type="dxa" w:w="120"/>
-              <w:bottom w:type="dxa" w:w="80"/>
-              <w:right w:type="dxa" w:w="120"/>
-            </w:tcMar>
-            <w:vAlign w:val="center"/>
-          </w:tcPr>
-          <w:p>
-            <w:r>
-              <w:rPr>
-                <w:rFonts w:ascii="Arial" w:cs="Arial" w:eastAsia="Arial" w:hAnsi="Arial"/>
-                <w:color w:val="000000"/>
-                <w:sz w:val="20"/>
-                <w:szCs w:val="20"/>
-              </w:rPr>
-              <w:t xml:space="preserve">/admin/reports</w:t>
+            <w:shd w:fill="FFFFFF" w:val="clear"/>
+            <w:tcMar>
+              <w:top w:type="dxa" w:w="80"/>
+              <w:left w:type="dxa" w:w="120"/>
+              <w:bottom w:type="dxa" w:w="80"/>
+              <w:right w:type="dxa" w:w="120"/>
+            </w:tcMar>
+            <w:vAlign w:val="center"/>
+          </w:tcPr>
+          <w:p>
+            <w:r>
+              <w:rPr>
+                <w:rFonts w:ascii="Arial" w:cs="Arial" w:eastAsia="Arial" w:hAnsi="Arial"/>
+                <w:color w:val="000000"/>
+                <w:sz w:val="20"/>
+                <w:szCs w:val="20"/>
+              </w:rPr>
+              <w:t xml:space="preserve">/api/v1/reports/my</w:t>
             </w:r>
           </w:p>
         </w:tc>
@@ -7466,24 +7403,24 @@
               <w:bottom w:val="single" w:color="CCCCCC" w:sz="1"/>
               <w:right w:val="single" w:color="CCCCCC" w:sz="1"/>
             </w:tcBorders>
-            <w:shd w:fill="F5F5F5" w:val="clear"/>
-            <w:tcMar>
-              <w:top w:type="dxa" w:w="80"/>
-              <w:left w:type="dxa" w:w="120"/>
-              <w:bottom w:type="dxa" w:w="80"/>
-              <w:right w:type="dxa" w:w="120"/>
-            </w:tcMar>
-            <w:vAlign w:val="center"/>
-          </w:tcPr>
-          <w:p>
-            <w:r>
-              <w:rPr>
-                <w:rFonts w:ascii="Arial" w:cs="Arial" w:eastAsia="Arial" w:hAnsi="Arial"/>
-                <w:color w:val="000000"/>
-                <w:sz w:val="20"/>
-                <w:szCs w:val="20"/>
-              </w:rPr>
-              <w:t xml:space="preserve">관리자 제보 검토 목록</w:t>
+            <w:shd w:fill="FFFFFF" w:val="clear"/>
+            <w:tcMar>
+              <w:top w:type="dxa" w:w="80"/>
+              <w:left w:type="dxa" w:w="120"/>
+              <w:bottom w:type="dxa" w:w="80"/>
+              <w:right w:type="dxa" w:w="120"/>
+            </w:tcMar>
+            <w:vAlign w:val="center"/>
+          </w:tcPr>
+          <w:p>
+            <w:r>
+              <w:rPr>
+                <w:rFonts w:ascii="Arial" w:cs="Arial" w:eastAsia="Arial" w:hAnsi="Arial"/>
+                <w:color w:val="000000"/>
+                <w:sz w:val="20"/>
+                <w:szCs w:val="20"/>
+              </w:rPr>
+              <w:t xml:space="preserve">제보 등록 (multipart/form-data)</w:t>
             </w:r>
           </w:p>
         </w:tc>
@@ -7496,24 +7433,24 @@
               <w:bottom w:val="single" w:color="CCCCCC" w:sz="1"/>
               <w:right w:val="single" w:color="CCCCCC" w:sz="1"/>
             </w:tcBorders>
-            <w:shd w:fill="F5F5F5" w:val="clear"/>
-            <w:tcMar>
-              <w:top w:type="dxa" w:w="80"/>
-              <w:left w:type="dxa" w:w="120"/>
-              <w:bottom w:type="dxa" w:w="80"/>
-              <w:right w:type="dxa" w:w="120"/>
-            </w:tcMar>
-            <w:vAlign w:val="center"/>
-          </w:tcPr>
-          <w:p>
-            <w:r>
-              <w:rPr>
-                <w:rFonts w:ascii="Arial" w:cs="Arial" w:eastAsia="Arial" w:hAnsi="Arial"/>
-                <w:color w:val="000000"/>
-                <w:sz w:val="20"/>
-                <w:szCs w:val="20"/>
-              </w:rPr>
-              <w:t xml:space="preserve">관리자 IAP</w:t>
+            <w:shd w:fill="FFFFFF" w:val="clear"/>
+            <w:tcMar>
+              <w:top w:type="dxa" w:w="80"/>
+              <w:left w:type="dxa" w:w="120"/>
+              <w:bottom w:type="dxa" w:w="80"/>
+              <w:right w:type="dxa" w:w="120"/>
+            </w:tcMar>
+            <w:vAlign w:val="center"/>
+          </w:tcPr>
+          <w:p>
+            <w:r>
+              <w:rPr>
+                <w:rFonts w:ascii="Arial" w:cs="Arial" w:eastAsia="Arial" w:hAnsi="Arial"/>
+                <w:color w:val="000000"/>
+                <w:sz w:val="20"/>
+                <w:szCs w:val="20"/>
+              </w:rPr>
+              <w:t xml:space="preserve">기기 ID</w:t>
             </w:r>
           </w:p>
         </w:tc>
@@ -7528,6 +7465,372 @@
               <w:bottom w:val="single" w:color="CCCCCC" w:sz="1"/>
               <w:right w:val="single" w:color="CCCCCC" w:sz="1"/>
             </w:tcBorders>
+            <w:shd w:fill="F5F5F5" w:val="clear"/>
+            <w:tcMar>
+              <w:top w:type="dxa" w:w="80"/>
+              <w:left w:type="dxa" w:w="120"/>
+              <w:bottom w:type="dxa" w:w="80"/>
+              <w:right w:type="dxa" w:w="120"/>
+            </w:tcMar>
+            <w:vAlign w:val="center"/>
+          </w:tcPr>
+          <w:p>
+            <w:r>
+              <w:rPr>
+                <w:rFonts w:ascii="Arial" w:cs="Arial" w:eastAsia="Arial" w:hAnsi="Arial"/>
+                <w:color w:val="000000"/>
+                <w:sz w:val="20"/>
+                <w:szCs w:val="20"/>
+              </w:rPr>
+              <w:t xml:space="preserve">GET</w:t>
+            </w:r>
+          </w:p>
+        </w:tc>
+        <w:tc>
+          <w:tcPr>
+            <w:tcW w:type="dxa" w:w="3200"/>
+            <w:tcBorders>
+              <w:top w:val="single" w:color="CCCCCC" w:sz="1"/>
+              <w:left w:val="single" w:color="CCCCCC" w:sz="1"/>
+              <w:bottom w:val="single" w:color="CCCCCC" w:sz="1"/>
+              <w:right w:val="single" w:color="CCCCCC" w:sz="1"/>
+            </w:tcBorders>
+            <w:shd w:fill="F5F5F5" w:val="clear"/>
+            <w:tcMar>
+              <w:top w:type="dxa" w:w="80"/>
+              <w:left w:type="dxa" w:w="120"/>
+              <w:bottom w:type="dxa" w:w="80"/>
+              <w:right w:type="dxa" w:w="120"/>
+            </w:tcMar>
+            <w:vAlign w:val="center"/>
+          </w:tcPr>
+          <w:p>
+            <w:r>
+              <w:rPr>
+                <w:rFonts w:ascii="Arial" w:cs="Arial" w:eastAsia="Arial" w:hAnsi="Arial"/>
+                <w:color w:val="000000"/>
+                <w:sz w:val="20"/>
+                <w:szCs w:val="20"/>
+              </w:rPr>
+              <w:t xml:space="preserve">/api/v1/reports/my</w:t>
+            </w:r>
+          </w:p>
+        </w:tc>
+        <w:tc>
+          <w:tcPr>
+            <w:tcW w:type="dxa" w:w="3560"/>
+            <w:tcBorders>
+              <w:top w:val="single" w:color="CCCCCC" w:sz="1"/>
+              <w:left w:val="single" w:color="CCCCCC" w:sz="1"/>
+              <w:bottom w:val="single" w:color="CCCCCC" w:sz="1"/>
+              <w:right w:val="single" w:color="CCCCCC" w:sz="1"/>
+            </w:tcBorders>
+            <w:shd w:fill="F5F5F5" w:val="clear"/>
+            <w:tcMar>
+              <w:top w:type="dxa" w:w="80"/>
+              <w:left w:type="dxa" w:w="120"/>
+              <w:bottom w:type="dxa" w:w="80"/>
+              <w:right w:type="dxa" w:w="120"/>
+            </w:tcMar>
+            <w:vAlign w:val="center"/>
+          </w:tcPr>
+          <w:p>
+            <w:r>
+              <w:rPr>
+                <w:rFonts w:ascii="Arial" w:cs="Arial" w:eastAsia="Arial" w:hAnsi="Arial"/>
+                <w:color w:val="000000"/>
+                <w:sz w:val="20"/>
+                <w:szCs w:val="20"/>
+              </w:rPr>
+              <w:t xml:space="preserve">내 제보 목록 조회 (deviceId 파라미터)</w:t>
+            </w:r>
+          </w:p>
+        </w:tc>
+        <w:tc>
+          <w:tcPr>
+            <w:tcW w:type="dxa" w:w="1600"/>
+            <w:tcBorders>
+              <w:top w:val="single" w:color="CCCCCC" w:sz="1"/>
+              <w:left w:val="single" w:color="CCCCCC" w:sz="1"/>
+              <w:bottom w:val="single" w:color="CCCCCC" w:sz="1"/>
+              <w:right w:val="single" w:color="CCCCCC" w:sz="1"/>
+            </w:tcBorders>
+            <w:shd w:fill="F5F5F5" w:val="clear"/>
+            <w:tcMar>
+              <w:top w:type="dxa" w:w="80"/>
+              <w:left w:type="dxa" w:w="120"/>
+              <w:bottom w:type="dxa" w:w="80"/>
+              <w:right w:type="dxa" w:w="120"/>
+            </w:tcMar>
+            <w:vAlign w:val="center"/>
+          </w:tcPr>
+          <w:p>
+            <w:r>
+              <w:rPr>
+                <w:rFonts w:ascii="Arial" w:cs="Arial" w:eastAsia="Arial" w:hAnsi="Arial"/>
+                <w:color w:val="000000"/>
+                <w:sz w:val="20"/>
+                <w:szCs w:val="20"/>
+              </w:rPr>
+              <w:t xml:space="preserve">불필요</w:t>
+            </w:r>
+          </w:p>
+        </w:tc>
+      </w:tr>
+      <w:tr>
+        <w:tc>
+          <w:tcPr>
+            <w:tcW w:type="dxa" w:w="1000"/>
+            <w:tcBorders>
+              <w:top w:val="single" w:color="CCCCCC" w:sz="1"/>
+              <w:left w:val="single" w:color="CCCCCC" w:sz="1"/>
+              <w:bottom w:val="single" w:color="CCCCCC" w:sz="1"/>
+              <w:right w:val="single" w:color="CCCCCC" w:sz="1"/>
+            </w:tcBorders>
+            <w:shd w:fill="FFFFFF" w:val="clear"/>
+            <w:tcMar>
+              <w:top w:type="dxa" w:w="80"/>
+              <w:left w:type="dxa" w:w="120"/>
+              <w:bottom w:type="dxa" w:w="80"/>
+              <w:right w:type="dxa" w:w="120"/>
+            </w:tcMar>
+            <w:vAlign w:val="center"/>
+          </w:tcPr>
+          <w:p>
+            <w:r>
+              <w:rPr>
+                <w:rFonts w:ascii="Arial" w:cs="Arial" w:eastAsia="Arial" w:hAnsi="Arial"/>
+                <w:color w:val="000000"/>
+                <w:sz w:val="20"/>
+                <w:szCs w:val="20"/>
+              </w:rPr>
+              <w:t xml:space="preserve">POST</w:t>
+            </w:r>
+          </w:p>
+        </w:tc>
+        <w:tc>
+          <w:tcPr>
+            <w:tcW w:type="dxa" w:w="3200"/>
+            <w:tcBorders>
+              <w:top w:val="single" w:color="CCCCCC" w:sz="1"/>
+              <w:left w:val="single" w:color="CCCCCC" w:sz="1"/>
+              <w:bottom w:val="single" w:color="CCCCCC" w:sz="1"/>
+              <w:right w:val="single" w:color="CCCCCC" w:sz="1"/>
+            </w:tcBorders>
+            <w:shd w:fill="FFFFFF" w:val="clear"/>
+            <w:tcMar>
+              <w:top w:type="dxa" w:w="80"/>
+              <w:left w:type="dxa" w:w="120"/>
+              <w:bottom w:type="dxa" w:w="80"/>
+              <w:right w:type="dxa" w:w="120"/>
+            </w:tcMar>
+            <w:vAlign w:val="center"/>
+          </w:tcPr>
+          <w:p>
+            <w:r>
+              <w:rPr>
+                <w:rFonts w:ascii="Arial" w:cs="Arial" w:eastAsia="Arial" w:hAnsi="Arial"/>
+                <w:color w:val="000000"/>
+                <w:sz w:val="20"/>
+                <w:szCs w:val="20"/>
+              </w:rPr>
+              <w:t xml:space="preserve">/api/v1/reports/{id}/flag</w:t>
+            </w:r>
+          </w:p>
+        </w:tc>
+        <w:tc>
+          <w:tcPr>
+            <w:tcW w:type="dxa" w:w="3560"/>
+            <w:tcBorders>
+              <w:top w:val="single" w:color="CCCCCC" w:sz="1"/>
+              <w:left w:val="single" w:color="CCCCCC" w:sz="1"/>
+              <w:bottom w:val="single" w:color="CCCCCC" w:sz="1"/>
+              <w:right w:val="single" w:color="CCCCCC" w:sz="1"/>
+            </w:tcBorders>
+            <w:shd w:fill="FFFFFF" w:val="clear"/>
+            <w:tcMar>
+              <w:top w:type="dxa" w:w="80"/>
+              <w:left w:type="dxa" w:w="120"/>
+              <w:bottom w:type="dxa" w:w="80"/>
+              <w:right w:type="dxa" w:w="120"/>
+            </w:tcMar>
+            <w:vAlign w:val="center"/>
+          </w:tcPr>
+          <w:p>
+            <w:r>
+              <w:rPr>
+                <w:rFonts w:ascii="Arial" w:cs="Arial" w:eastAsia="Arial" w:hAnsi="Arial"/>
+                <w:color w:val="000000"/>
+                <w:sz w:val="20"/>
+                <w:szCs w:val="20"/>
+              </w:rPr>
+              <w:t xml:space="preserve">제보 신고 (미구현, 추후 예정)</w:t>
+            </w:r>
+          </w:p>
+        </w:tc>
+        <w:tc>
+          <w:tcPr>
+            <w:tcW w:type="dxa" w:w="1600"/>
+            <w:tcBorders>
+              <w:top w:val="single" w:color="CCCCCC" w:sz="1"/>
+              <w:left w:val="single" w:color="CCCCCC" w:sz="1"/>
+              <w:bottom w:val="single" w:color="CCCCCC" w:sz="1"/>
+              <w:right w:val="single" w:color="CCCCCC" w:sz="1"/>
+            </w:tcBorders>
+            <w:shd w:fill="FFFFFF" w:val="clear"/>
+            <w:tcMar>
+              <w:top w:type="dxa" w:w="80"/>
+              <w:left w:type="dxa" w:w="120"/>
+              <w:bottom w:type="dxa" w:w="80"/>
+              <w:right w:type="dxa" w:w="120"/>
+            </w:tcMar>
+            <w:vAlign w:val="center"/>
+          </w:tcPr>
+          <w:p>
+            <w:r>
+              <w:rPr>
+                <w:rFonts w:ascii="Arial" w:cs="Arial" w:eastAsia="Arial" w:hAnsi="Arial"/>
+                <w:color w:val="000000"/>
+                <w:sz w:val="20"/>
+                <w:szCs w:val="20"/>
+              </w:rPr>
+              <w:t xml:space="preserve">기기 ID</w:t>
+            </w:r>
+          </w:p>
+        </w:tc>
+      </w:tr>
+      <w:tr>
+        <w:tc>
+          <w:tcPr>
+            <w:tcW w:type="dxa" w:w="1000"/>
+            <w:tcBorders>
+              <w:top w:val="single" w:color="CCCCCC" w:sz="1"/>
+              <w:left w:val="single" w:color="CCCCCC" w:sz="1"/>
+              <w:bottom w:val="single" w:color="CCCCCC" w:sz="1"/>
+              <w:right w:val="single" w:color="CCCCCC" w:sz="1"/>
+            </w:tcBorders>
+            <w:shd w:fill="F5F5F5" w:val="clear"/>
+            <w:tcMar>
+              <w:top w:type="dxa" w:w="80"/>
+              <w:left w:type="dxa" w:w="120"/>
+              <w:bottom w:type="dxa" w:w="80"/>
+              <w:right w:type="dxa" w:w="120"/>
+            </w:tcMar>
+            <w:vAlign w:val="center"/>
+          </w:tcPr>
+          <w:p>
+            <w:r>
+              <w:rPr>
+                <w:rFonts w:ascii="Arial" w:cs="Arial" w:eastAsia="Arial" w:hAnsi="Arial"/>
+                <w:color w:val="000000"/>
+                <w:sz w:val="20"/>
+                <w:szCs w:val="20"/>
+              </w:rPr>
+              <w:t xml:space="preserve">GET</w:t>
+            </w:r>
+          </w:p>
+        </w:tc>
+        <w:tc>
+          <w:tcPr>
+            <w:tcW w:type="dxa" w:w="3200"/>
+            <w:tcBorders>
+              <w:top w:val="single" w:color="CCCCCC" w:sz="1"/>
+              <w:left w:val="single" w:color="CCCCCC" w:sz="1"/>
+              <w:bottom w:val="single" w:color="CCCCCC" w:sz="1"/>
+              <w:right w:val="single" w:color="CCCCCC" w:sz="1"/>
+            </w:tcBorders>
+            <w:shd w:fill="F5F5F5" w:val="clear"/>
+            <w:tcMar>
+              <w:top w:type="dxa" w:w="80"/>
+              <w:left w:type="dxa" w:w="120"/>
+              <w:bottom w:type="dxa" w:w="80"/>
+              <w:right w:type="dxa" w:w="120"/>
+            </w:tcMar>
+            <w:vAlign w:val="center"/>
+          </w:tcPr>
+          <w:p>
+            <w:r>
+              <w:rPr>
+                <w:rFonts w:ascii="Arial" w:cs="Arial" w:eastAsia="Arial" w:hAnsi="Arial"/>
+                <w:color w:val="000000"/>
+                <w:sz w:val="20"/>
+                <w:szCs w:val="20"/>
+              </w:rPr>
+              <w:t xml:space="preserve">/api/v1/reports/admin</w:t>
+            </w:r>
+          </w:p>
+        </w:tc>
+        <w:tc>
+          <w:tcPr>
+            <w:tcW w:type="dxa" w:w="3560"/>
+            <w:tcBorders>
+              <w:top w:val="single" w:color="CCCCCC" w:sz="1"/>
+              <w:left w:val="single" w:color="CCCCCC" w:sz="1"/>
+              <w:bottom w:val="single" w:color="CCCCCC" w:sz="1"/>
+              <w:right w:val="single" w:color="CCCCCC" w:sz="1"/>
+            </w:tcBorders>
+            <w:shd w:fill="F5F5F5" w:val="clear"/>
+            <w:tcMar>
+              <w:top w:type="dxa" w:w="80"/>
+              <w:left w:type="dxa" w:w="120"/>
+              <w:bottom w:type="dxa" w:w="80"/>
+              <w:right w:type="dxa" w:w="120"/>
+            </w:tcMar>
+            <w:vAlign w:val="center"/>
+          </w:tcPr>
+          <w:p>
+            <w:r>
+              <w:rPr>
+                <w:rFonts w:ascii="Arial" w:cs="Arial" w:eastAsia="Arial" w:hAnsi="Arial"/>
+                <w:color w:val="000000"/>
+                <w:sz w:val="20"/>
+                <w:szCs w:val="20"/>
+              </w:rPr>
+              <w:t xml:space="preserve">관리자 제보 검토 목록</w:t>
+            </w:r>
+          </w:p>
+        </w:tc>
+        <w:tc>
+          <w:tcPr>
+            <w:tcW w:type="dxa" w:w="1600"/>
+            <w:tcBorders>
+              <w:top w:val="single" w:color="CCCCCC" w:sz="1"/>
+              <w:left w:val="single" w:color="CCCCCC" w:sz="1"/>
+              <w:bottom w:val="single" w:color="CCCCCC" w:sz="1"/>
+              <w:right w:val="single" w:color="CCCCCC" w:sz="1"/>
+            </w:tcBorders>
+            <w:shd w:fill="F5F5F5" w:val="clear"/>
+            <w:tcMar>
+              <w:top w:type="dxa" w:w="80"/>
+              <w:left w:type="dxa" w:w="120"/>
+              <w:bottom w:type="dxa" w:w="80"/>
+              <w:right w:type="dxa" w:w="120"/>
+            </w:tcMar>
+            <w:vAlign w:val="center"/>
+          </w:tcPr>
+          <w:p>
+            <w:r>
+              <w:rPr>
+                <w:rFonts w:ascii="Arial" w:cs="Arial" w:eastAsia="Arial" w:hAnsi="Arial"/>
+                <w:color w:val="000000"/>
+                <w:sz w:val="20"/>
+                <w:szCs w:val="20"/>
+              </w:rPr>
+              <w:t xml:space="preserve">관리자</w:t>
+            </w:r>
+          </w:p>
+        </w:tc>
+      </w:tr>
+      <w:tr>
+        <w:tc>
+          <w:tcPr>
+            <w:tcW w:type="dxa" w:w="1000"/>
+            <w:tcBorders>
+              <w:top w:val="single" w:color="CCCCCC" w:sz="1"/>
+              <w:left w:val="single" w:color="CCCCCC" w:sz="1"/>
+              <w:bottom w:val="single" w:color="CCCCCC" w:sz="1"/>
+              <w:right w:val="single" w:color="CCCCCC" w:sz="1"/>
+            </w:tcBorders>
             <w:shd w:fill="FFFFFF" w:val="clear"/>
             <w:tcMar>
               <w:top w:type="dxa" w:w="80"/>
@@ -7575,7 +7878,7 @@
                 <w:sz w:val="20"/>
                 <w:szCs w:val="20"/>
               </w:rPr>
-              <w:t xml:space="preserve">/admin/reports/{id}/status</w:t>
+              <w:t xml:space="preserve">/api/v1/reports/{id}/approve, /reject</w:t>
             </w:r>
           </w:p>
         </w:tc>
@@ -7635,7 +7938,7 @@
                 <w:sz w:val="20"/>
                 <w:szCs w:val="20"/>
               </w:rPr>
-              <w:t xml:space="preserve">관리자 IAP</w:t>
+              <w:t xml:space="preserve">관리자</w:t>
             </w:r>
           </w:p>
         </w:tc>
